--- a/Module Edit Docs/N7-Topic4-CardiacOutput - Edit Doc.docx
+++ b/Module Edit Docs/N7-Topic4-CardiacOutput - Edit Doc.docx
@@ -118,50 +118,32 @@
         <w:t>[FIGURE PLACEHOLDER - to import at build: Figure placeholder · thermodilution washout curves (high vs low output) beside the Fick equationImport from PAC-based cardiac output deck (thermodilution curves) + PAC Modules deck slides 91-101 at build.]</w:t>
       </w:r>
     </w:p>
-    <w:p>
-      <w:pPr/>
-    </w:p>
+    <w:p/>
     <w:p>
       <w:pPr>
         <w:pStyle w:val="Heading2"/>
       </w:pPr>
       <w:r>
-        <w:rPr>
-          <w:sz w:val="19"/>
-        </w:rPr>
         <w:t>References</w:t>
       </w:r>
     </w:p>
     <w:p>
-      <w:pPr/>
       <w:r>
         <w:rPr>
           <w:i/>
-          <w:color w:val="C0392B"/>
+          <w:color w:val="6B7280"/>
           <w:sz w:val="19"/>
         </w:rPr>
-        <w:t>[Citations are editable: correct authors, years, journals, or page ranges directly, add a missing source, or flag one you want checked. These mirror the reference list at the foot of the web page.]</w:t>
+        <w:t>To DROP a reference, strike it. To ADD one, write [add: author, year, journal, roughly what it is] rather than typing the citation out. Do not correct the text of an entry here: every author list, volume, issue, page range, year and DOI is fetched from PubMed when the page is rebuilt, so an edit made here is discarded and a typo made here is caught. This list is what the page currently carries.</w:t>
       </w:r>
     </w:p>
     <w:p>
-      <w:pPr>
-        <w:pStyle w:val="ListNumber"/>
-      </w:pPr>
       <w:r>
         <w:rPr>
+          <w:color w:val="444444"/>
           <w:sz w:val="19"/>
         </w:rPr>
-        <w:t>PAC Modules deck (Patrick Lindsay) · PA Catheter Topic 4 question bank · sim-day mastery checklist. Supporting decks: Arunachalam PAC, PAC-based cardiac output.</w:t>
-      </w:r>
-    </w:p>
-    <w:p>
-      <w:pPr/>
-      <w:r>
-        <w:rPr>
-          <w:color w:val="777777"/>
-          <w:sz w:val="19"/>
-        </w:rPr>
-        <w:t>Per the V8 graphics rule, real figures are imported from the slides/Notion/Wix (with attribution) or shown as a labeled placeholder; none are newly drawn.</w:t>
+        <w:t>1. PAC Modules deck (Patrick Lindsay) · PA Catheter Topic 4 question bank · sim-day mastery checklist. Supporting decks: Arunachalam PAC, PAC-based cardiac output.</w:t>
       </w:r>
     </w:p>
     <w:sectPr>
